--- a/Labfiles/Lab 4-Automated - Send an email when a tweet is posted.docx
+++ b/Labfiles/Lab 4-Automated - Send an email when a tweet is posted.docx
@@ -1,6 +1,6 @@
 
 <file path=word/document.xml><?xml version="1.0" encoding="utf-8"?>
-<w:document xmlns:wpc="http://schemas.microsoft.com/office/word/2010/wordprocessingCanvas" xmlns:cx="http://schemas.microsoft.com/office/drawing/2014/chartex" xmlns:cx1="http://schemas.microsoft.com/office/drawing/2015/9/8/chartex" xmlns:cx2="http://schemas.microsoft.com/office/drawing/2015/10/21/chartex" xmlns:cx3="http://schemas.microsoft.com/office/drawing/2016/5/9/chartex" xmlns:cx4="http://schemas.microsoft.com/office/drawing/2016/5/10/chartex" xmlns:cx5="http://schemas.microsoft.com/office/drawing/2016/5/11/chartex" xmlns:cx6="http://schemas.microsoft.com/office/drawing/2016/5/12/chartex" xmlns:cx7="http://schemas.microsoft.com/office/drawing/2016/5/13/chartex" xmlns:cx8="http://schemas.microsoft.com/office/drawing/2016/5/14/chartex" xmlns:mc="http://schemas.openxmlformats.org/markup-compatibility/2006" xmlns:aink="http://schemas.microsoft.com/office/drawing/2016/ink" xmlns:am3d="http://schemas.microsoft.com/office/drawing/2017/model3d" xmlns:o="urn:schemas-microsoft-com:office:office" xmlns:r="http://schemas.openxmlformats.org/officeDocument/2006/relationships" xmlns:m="http://schemas.openxmlformats.org/officeDocument/2006/math" xmlns:v="urn:schemas-microsoft-com:vml" xmlns:wp14="http://schemas.microsoft.com/office/word/2010/wordprocessingDrawing" xmlns:wp="http://schemas.openxmlformats.org/drawingml/2006/wordprocessingDrawing" xmlns:w10="urn:schemas-microsoft-com:office:word" xmlns:w="http://schemas.openxmlformats.org/wordprocessingml/2006/main" xmlns:w14="http://schemas.microsoft.com/office/word/2010/wordml" xmlns:w15="http://schemas.microsoft.com/office/word/2012/wordml" xmlns:w16cex="http://schemas.microsoft.com/office/word/2018/wordml/cex" xmlns:w16cid="http://schemas.microsoft.com/office/word/2016/wordml/cid" xmlns:w16="http://schemas.microsoft.com/office/word/2018/wordml" xmlns:w16sdtdh="http://schemas.microsoft.com/office/word/2020/wordml/sdtdatahash" xmlns:w16se="http://schemas.microsoft.com/office/word/2015/wordml/symex" xmlns:wpg="http://schemas.microsoft.com/office/word/2010/wordprocessingGroup" xmlns:wpi="http://schemas.microsoft.com/office/word/2010/wordprocessingInk" xmlns:wne="http://schemas.microsoft.com/office/word/2006/wordml" xmlns:wps="http://schemas.microsoft.com/office/word/2010/wordprocessingShape" mc:Ignorable="w14 w15 w16se w16cid w16 w16cex w16sdtdh wp14">
+<w:document xmlns:wpc="http://schemas.microsoft.com/office/word/2010/wordprocessingCanvas" xmlns:cx="http://schemas.microsoft.com/office/drawing/2014/chartex" xmlns:cx1="http://schemas.microsoft.com/office/drawing/2015/9/8/chartex" xmlns:cx2="http://schemas.microsoft.com/office/drawing/2015/10/21/chartex" xmlns:cx3="http://schemas.microsoft.com/office/drawing/2016/5/9/chartex" xmlns:cx4="http://schemas.microsoft.com/office/drawing/2016/5/10/chartex" xmlns:cx5="http://schemas.microsoft.com/office/drawing/2016/5/11/chartex" xmlns:cx6="http://schemas.microsoft.com/office/drawing/2016/5/12/chartex" xmlns:cx7="http://schemas.microsoft.com/office/drawing/2016/5/13/chartex" xmlns:cx8="http://schemas.microsoft.com/office/drawing/2016/5/14/chartex" xmlns:mc="http://schemas.openxmlformats.org/markup-compatibility/2006" xmlns:aink="http://schemas.microsoft.com/office/drawing/2016/ink" xmlns:am3d="http://schemas.microsoft.com/office/drawing/2017/model3d" xmlns:o="urn:schemas-microsoft-com:office:office" xmlns:oel="http://schemas.microsoft.com/office/2019/extlst" xmlns:r="http://schemas.openxmlformats.org/officeDocument/2006/relationships" xmlns:m="http://schemas.openxmlformats.org/officeDocument/2006/math" xmlns:v="urn:schemas-microsoft-com:vml" xmlns:wp14="http://schemas.microsoft.com/office/word/2010/wordprocessingDrawing" xmlns:wp="http://schemas.openxmlformats.org/drawingml/2006/wordprocessingDrawing" xmlns:w10="urn:schemas-microsoft-com:office:word" xmlns:w="http://schemas.openxmlformats.org/wordprocessingml/2006/main" xmlns:w14="http://schemas.microsoft.com/office/word/2010/wordml" xmlns:w15="http://schemas.microsoft.com/office/word/2012/wordml" xmlns:w16cex="http://schemas.microsoft.com/office/word/2018/wordml/cex" xmlns:w16cid="http://schemas.microsoft.com/office/word/2016/wordml/cid" xmlns:w16="http://schemas.microsoft.com/office/word/2018/wordml" xmlns:w16du="http://schemas.microsoft.com/office/word/2023/wordml/word16du" xmlns:w16sdtdh="http://schemas.microsoft.com/office/word/2020/wordml/sdtdatahash" xmlns:w16sdtfl="http://schemas.microsoft.com/office/word/2024/wordml/sdtformatlock" xmlns:w16se="http://schemas.microsoft.com/office/word/2015/wordml/symex" xmlns:wpg="http://schemas.microsoft.com/office/word/2010/wordprocessingGroup" xmlns:wpi="http://schemas.microsoft.com/office/word/2010/wordprocessingInk" xmlns:wne="http://schemas.microsoft.com/office/word/2006/wordml" xmlns:wps="http://schemas.microsoft.com/office/word/2010/wordprocessingShape" mc:Ignorable="w14 w15 w16se w16cid w16 w16cex w16sdtdh w16sdtfl w16du wp14">
   <w:body>
     <w:p>
       <w:pPr>
@@ -29,8 +29,9 @@
           <w:szCs w:val="40"/>
           <w:lang w:eastAsia="en-GB"/>
         </w:rPr>
-        <w:t>Send an email when a tweet is posted</w:t>
-      </w:r>
+        <w:t xml:space="preserve">Send an email when a </w:t>
+      </w:r>
+      <w:proofErr w:type="gramStart"/>
       <w:r>
         <w:rPr>
           <w:rFonts w:eastAsia="Times New Roman" w:cstheme="minorHAnsi"/>
@@ -42,7 +43,21 @@
           <w:szCs w:val="40"/>
           <w:lang w:eastAsia="en-GB"/>
         </w:rPr>
-        <w:t xml:space="preserve"> </w:t>
+        <w:t>New</w:t>
+      </w:r>
+      <w:proofErr w:type="gramEnd"/>
+      <w:r>
+        <w:rPr>
+          <w:rFonts w:eastAsia="Times New Roman" w:cstheme="minorHAnsi"/>
+          <w:b/>
+          <w:bCs/>
+          <w:color w:val="171717"/>
+          <w:kern w:val="36"/>
+          <w:sz w:val="40"/>
+          <w:szCs w:val="40"/>
+          <w:lang w:eastAsia="en-GB"/>
+        </w:rPr>
+        <w:t xml:space="preserve"> item Created in SharePoint</w:t>
       </w:r>
     </w:p>
     <w:p>
@@ -437,7 +452,7 @@
           <w:sz w:val="22"/>
           <w:szCs w:val="22"/>
         </w:rPr>
-        <w:t>twitter</w:t>
+        <w:t>SharePoint</w:t>
       </w:r>
       <w:r>
         <w:rPr>
@@ -456,7 +471,7 @@
           <w:sz w:val="22"/>
           <w:szCs w:val="22"/>
         </w:rPr>
-        <w:t>Twitter - When a new tweet is posted</w:t>
+        <w:t>When an Item created</w:t>
       </w:r>
       <w:r>
         <w:rPr>
@@ -511,16 +526,15 @@
       <w:r>
         <w:rPr>
           <w:rFonts w:asciiTheme="minorHAnsi" w:hAnsiTheme="minorHAnsi" w:cstheme="minorHAnsi"/>
-          <w:noProof/>
           <w:color w:val="171717"/>
           <w:sz w:val="22"/>
           <w:szCs w:val="22"/>
         </w:rPr>
         <w:drawing>
-          <wp:inline distT="0" distB="0" distL="0" distR="0" wp14:anchorId="4DB6B2FB" wp14:editId="74FD24FE">
-            <wp:extent cx="5731510" cy="3653155"/>
-            <wp:effectExtent l="0" t="0" r="2540" b="4445"/>
-            <wp:docPr id="3" name="Picture 3" descr="Twitter - When a new tweet is posted trigger"/>
+          <wp:inline distT="0" distB="0" distL="0" distR="0" wp14:anchorId="4B43DC03" wp14:editId="44FB9D84">
+            <wp:extent cx="5731510" cy="3618865"/>
+            <wp:effectExtent l="114300" t="114300" r="116840" b="114935"/>
+            <wp:docPr id="573757257" name="Picture 1"/>
             <wp:cNvGraphicFramePr>
               <a:graphicFrameLocks xmlns:a="http://schemas.openxmlformats.org/drawingml/2006/main" noChangeAspect="1"/>
             </wp:cNvGraphicFramePr>
@@ -528,13 +542,676 @@
               <a:graphicData uri="http://schemas.openxmlformats.org/drawingml/2006/picture">
                 <pic:pic xmlns:pic="http://schemas.openxmlformats.org/drawingml/2006/picture">
                   <pic:nvPicPr>
-                    <pic:cNvPr id="0" name="Picture 1" descr="Twitter - When a new tweet is posted trigger"/>
+                    <pic:cNvPr id="573757257" name=""/>
+                    <pic:cNvPicPr/>
+                  </pic:nvPicPr>
+                  <pic:blipFill>
+                    <a:blip r:embed="rId7"/>
+                    <a:stretch>
+                      <a:fillRect/>
+                    </a:stretch>
+                  </pic:blipFill>
+                  <pic:spPr>
+                    <a:xfrm>
+                      <a:off x="0" y="0"/>
+                      <a:ext cx="5731510" cy="3618865"/>
+                    </a:xfrm>
+                    <a:prstGeom prst="rect">
+                      <a:avLst/>
+                    </a:prstGeom>
+                    <a:effectLst>
+                      <a:outerShdw blurRad="63500" sx="102000" sy="102000" algn="ctr" rotWithShape="0">
+                        <a:prstClr val="black">
+                          <a:alpha val="40000"/>
+                        </a:prstClr>
+                      </a:outerShdw>
+                    </a:effectLst>
+                  </pic:spPr>
+                </pic:pic>
+              </a:graphicData>
+            </a:graphic>
+          </wp:inline>
+        </w:drawing>
+      </w:r>
+    </w:p>
+    <w:p>
+      <w:pPr>
+        <w:pStyle w:val="NormalWeb"/>
+        <w:numPr>
+          <w:ilvl w:val="0"/>
+          <w:numId w:val="2"/>
+        </w:numPr>
+        <w:shd w:val="clear" w:color="auto" w:fill="FFFFFF"/>
+        <w:ind w:left="570"/>
+        <w:rPr>
+          <w:rFonts w:asciiTheme="minorHAnsi" w:hAnsiTheme="minorHAnsi" w:cstheme="minorHAnsi"/>
+          <w:color w:val="171717"/>
+          <w:sz w:val="22"/>
+          <w:szCs w:val="22"/>
+        </w:rPr>
+      </w:pPr>
+      <w:r>
+        <w:rPr>
+          <w:rFonts w:asciiTheme="minorHAnsi" w:hAnsiTheme="minorHAnsi" w:cstheme="minorHAnsi"/>
+          <w:color w:val="171717"/>
+          <w:sz w:val="22"/>
+          <w:szCs w:val="22"/>
+        </w:rPr>
+        <w:t xml:space="preserve">If you haven't already connected your </w:t>
+      </w:r>
+      <w:r>
+        <w:rPr>
+          <w:rFonts w:asciiTheme="minorHAnsi" w:hAnsiTheme="minorHAnsi" w:cstheme="minorHAnsi"/>
+          <w:color w:val="171717"/>
+          <w:sz w:val="22"/>
+          <w:szCs w:val="22"/>
+        </w:rPr>
+        <w:t>SharePoint</w:t>
+      </w:r>
+      <w:r>
+        <w:rPr>
+          <w:rFonts w:asciiTheme="minorHAnsi" w:hAnsiTheme="minorHAnsi" w:cstheme="minorHAnsi"/>
+          <w:color w:val="171717"/>
+          <w:sz w:val="22"/>
+          <w:szCs w:val="22"/>
+        </w:rPr>
+        <w:t xml:space="preserve"> account to Power Automate, select </w:t>
+      </w:r>
+      <w:r>
+        <w:rPr>
+          <w:rStyle w:val="Strong"/>
+          <w:rFonts w:asciiTheme="minorHAnsi" w:hAnsiTheme="minorHAnsi" w:cstheme="minorHAnsi"/>
+          <w:color w:val="171717"/>
+          <w:sz w:val="22"/>
+          <w:szCs w:val="22"/>
+        </w:rPr>
+        <w:t xml:space="preserve">Sign in to </w:t>
+      </w:r>
+      <w:r>
+        <w:rPr>
+          <w:rStyle w:val="Strong"/>
+          <w:rFonts w:asciiTheme="minorHAnsi" w:hAnsiTheme="minorHAnsi" w:cstheme="minorHAnsi"/>
+          <w:color w:val="171717"/>
+          <w:sz w:val="22"/>
+          <w:szCs w:val="22"/>
+        </w:rPr>
+        <w:t>SharePoint</w:t>
+      </w:r>
+      <w:r>
+        <w:rPr>
+          <w:rFonts w:asciiTheme="minorHAnsi" w:hAnsiTheme="minorHAnsi" w:cstheme="minorHAnsi"/>
+          <w:color w:val="171717"/>
+          <w:sz w:val="22"/>
+          <w:szCs w:val="22"/>
+        </w:rPr>
+        <w:t>, and then enter your credentials.</w:t>
+      </w:r>
+    </w:p>
+    <w:p>
+      <w:pPr>
+        <w:pStyle w:val="NormalWeb"/>
+        <w:numPr>
+          <w:ilvl w:val="0"/>
+          <w:numId w:val="2"/>
+        </w:numPr>
+        <w:shd w:val="clear" w:color="auto" w:fill="FFFFFF"/>
+        <w:ind w:left="570"/>
+        <w:rPr>
+          <w:rFonts w:asciiTheme="minorHAnsi" w:hAnsiTheme="minorHAnsi" w:cstheme="minorHAnsi"/>
+          <w:color w:val="171717"/>
+          <w:sz w:val="22"/>
+          <w:szCs w:val="22"/>
+        </w:rPr>
+      </w:pPr>
+      <w:r>
+        <w:rPr>
+          <w:rFonts w:asciiTheme="minorHAnsi" w:hAnsiTheme="minorHAnsi" w:cstheme="minorHAnsi"/>
+          <w:color w:val="171717"/>
+          <w:sz w:val="22"/>
+          <w:szCs w:val="22"/>
+        </w:rPr>
+        <w:lastRenderedPageBreak/>
+        <w:t>In the </w:t>
+      </w:r>
+      <w:r>
+        <w:rPr>
+          <w:rStyle w:val="Strong"/>
+          <w:rFonts w:asciiTheme="minorHAnsi" w:hAnsiTheme="minorHAnsi" w:cstheme="minorHAnsi"/>
+          <w:color w:val="171717"/>
+          <w:sz w:val="22"/>
+          <w:szCs w:val="22"/>
+        </w:rPr>
+        <w:t>Site Address</w:t>
+      </w:r>
+      <w:r>
+        <w:rPr>
+          <w:rFonts w:asciiTheme="minorHAnsi" w:hAnsiTheme="minorHAnsi" w:cstheme="minorHAnsi"/>
+          <w:color w:val="171717"/>
+          <w:sz w:val="22"/>
+          <w:szCs w:val="22"/>
+        </w:rPr>
+        <w:t> box, enter</w:t>
+      </w:r>
+      <w:r>
+        <w:rPr>
+          <w:rFonts w:asciiTheme="minorHAnsi" w:hAnsiTheme="minorHAnsi" w:cstheme="minorHAnsi"/>
+          <w:color w:val="171717"/>
+          <w:sz w:val="22"/>
+          <w:szCs w:val="22"/>
+        </w:rPr>
+        <w:t>/select the SharePoint site URL and select List Name</w:t>
+      </w:r>
+    </w:p>
+    <w:p>
+      <w:pPr>
+        <w:pStyle w:val="NormalWeb"/>
+        <w:shd w:val="clear" w:color="auto" w:fill="FFFFFF"/>
+        <w:rPr>
+          <w:rFonts w:asciiTheme="minorHAnsi" w:hAnsiTheme="minorHAnsi" w:cstheme="minorHAnsi"/>
+          <w:color w:val="171717"/>
+          <w:sz w:val="22"/>
+          <w:szCs w:val="22"/>
+        </w:rPr>
+      </w:pPr>
+      <w:r>
+        <w:rPr>
+          <w:rFonts w:asciiTheme="minorHAnsi" w:hAnsiTheme="minorHAnsi" w:cstheme="minorHAnsi"/>
+          <w:color w:val="171717"/>
+          <w:sz w:val="22"/>
+          <w:szCs w:val="22"/>
+        </w:rPr>
+        <w:drawing>
+          <wp:inline distT="0" distB="0" distL="0" distR="0" wp14:anchorId="5B2A4B24" wp14:editId="4F034B97">
+            <wp:extent cx="5731510" cy="5440045"/>
+            <wp:effectExtent l="114300" t="133350" r="116840" b="141605"/>
+            <wp:docPr id="677626856" name="Picture 1" descr="A screenshot of a computer&#10;&#10;AI-generated content may be incorrect."/>
+            <wp:cNvGraphicFramePr>
+              <a:graphicFrameLocks xmlns:a="http://schemas.openxmlformats.org/drawingml/2006/main" noChangeAspect="1"/>
+            </wp:cNvGraphicFramePr>
+            <a:graphic xmlns:a="http://schemas.openxmlformats.org/drawingml/2006/main">
+              <a:graphicData uri="http://schemas.openxmlformats.org/drawingml/2006/picture">
+                <pic:pic xmlns:pic="http://schemas.openxmlformats.org/drawingml/2006/picture">
+                  <pic:nvPicPr>
+                    <pic:cNvPr id="677626856" name="Picture 1" descr="A screenshot of a computer&#10;&#10;AI-generated content may be incorrect."/>
+                    <pic:cNvPicPr/>
+                  </pic:nvPicPr>
+                  <pic:blipFill>
+                    <a:blip r:embed="rId8"/>
+                    <a:stretch>
+                      <a:fillRect/>
+                    </a:stretch>
+                  </pic:blipFill>
+                  <pic:spPr>
+                    <a:xfrm>
+                      <a:off x="0" y="0"/>
+                      <a:ext cx="5731510" cy="5440045"/>
+                    </a:xfrm>
+                    <a:prstGeom prst="rect">
+                      <a:avLst/>
+                    </a:prstGeom>
+                    <a:effectLst>
+                      <a:outerShdw blurRad="63500" sx="102000" sy="102000" algn="ctr" rotWithShape="0">
+                        <a:prstClr val="black">
+                          <a:alpha val="40000"/>
+                        </a:prstClr>
+                      </a:outerShdw>
+                    </a:effectLst>
+                  </pic:spPr>
+                </pic:pic>
+              </a:graphicData>
+            </a:graphic>
+          </wp:inline>
+        </w:drawing>
+      </w:r>
+    </w:p>
+    <w:p>
+      <w:pPr>
+        <w:pStyle w:val="Heading2"/>
+        <w:shd w:val="clear" w:color="auto" w:fill="FFFFFF"/>
+        <w:spacing w:before="480" w:after="180"/>
+        <w:rPr>
+          <w:rFonts w:asciiTheme="minorHAnsi" w:hAnsiTheme="minorHAnsi" w:cstheme="minorHAnsi"/>
+          <w:b/>
+          <w:bCs/>
+          <w:color w:val="171717"/>
+          <w:sz w:val="22"/>
+          <w:szCs w:val="22"/>
+        </w:rPr>
+      </w:pPr>
+      <w:r>
+        <w:rPr>
+          <w:rFonts w:asciiTheme="minorHAnsi" w:hAnsiTheme="minorHAnsi" w:cstheme="minorHAnsi"/>
+          <w:b/>
+          <w:bCs/>
+          <w:color w:val="171717"/>
+          <w:sz w:val="22"/>
+          <w:szCs w:val="22"/>
+        </w:rPr>
+        <w:t>Specify an action</w:t>
+      </w:r>
+    </w:p>
+    <w:p>
+      <w:pPr>
+        <w:pStyle w:val="NormalWeb"/>
+        <w:numPr>
+          <w:ilvl w:val="0"/>
+          <w:numId w:val="3"/>
+        </w:numPr>
+        <w:shd w:val="clear" w:color="auto" w:fill="FFFFFF"/>
+        <w:ind w:left="570"/>
+        <w:rPr>
+          <w:rFonts w:asciiTheme="minorHAnsi" w:hAnsiTheme="minorHAnsi" w:cstheme="minorHAnsi"/>
+          <w:color w:val="171717"/>
+          <w:sz w:val="22"/>
+          <w:szCs w:val="22"/>
+        </w:rPr>
+      </w:pPr>
+      <w:r>
+        <w:rPr>
+          <w:rFonts w:asciiTheme="minorHAnsi" w:hAnsiTheme="minorHAnsi" w:cstheme="minorHAnsi"/>
+          <w:color w:val="171717"/>
+          <w:sz w:val="22"/>
+          <w:szCs w:val="22"/>
+        </w:rPr>
+        <w:t>Select </w:t>
+      </w:r>
+      <w:r>
+        <w:rPr>
+          <w:rStyle w:val="Strong"/>
+          <w:rFonts w:asciiTheme="minorHAnsi" w:hAnsiTheme="minorHAnsi" w:cstheme="minorHAnsi"/>
+          <w:color w:val="171717"/>
+          <w:sz w:val="22"/>
+          <w:szCs w:val="22"/>
+        </w:rPr>
+        <w:t>New step</w:t>
+      </w:r>
+      <w:r>
+        <w:rPr>
+          <w:rFonts w:asciiTheme="minorHAnsi" w:hAnsiTheme="minorHAnsi" w:cstheme="minorHAnsi"/>
+          <w:color w:val="171717"/>
+          <w:sz w:val="22"/>
+          <w:szCs w:val="22"/>
+        </w:rPr>
+        <w:t>, and in the search field, enter </w:t>
+      </w:r>
+      <w:r>
+        <w:rPr>
+          <w:rStyle w:val="Emphasis"/>
+          <w:rFonts w:asciiTheme="minorHAnsi" w:hAnsiTheme="minorHAnsi" w:cstheme="minorHAnsi"/>
+          <w:color w:val="171717"/>
+          <w:sz w:val="22"/>
+          <w:szCs w:val="22"/>
+        </w:rPr>
+        <w:t>send email</w:t>
+      </w:r>
+      <w:r>
+        <w:rPr>
+          <w:rFonts w:asciiTheme="minorHAnsi" w:hAnsiTheme="minorHAnsi" w:cstheme="minorHAnsi"/>
+          <w:color w:val="171717"/>
+          <w:sz w:val="22"/>
+          <w:szCs w:val="22"/>
+        </w:rPr>
+        <w:t>, and then select the </w:t>
+      </w:r>
+      <w:r>
+        <w:rPr>
+          <w:rStyle w:val="Strong"/>
+          <w:rFonts w:asciiTheme="minorHAnsi" w:hAnsiTheme="minorHAnsi" w:cstheme="minorHAnsi"/>
+          <w:color w:val="171717"/>
+          <w:sz w:val="22"/>
+          <w:szCs w:val="22"/>
+        </w:rPr>
+        <w:t>Office 365 Outlook - Send an email</w:t>
+      </w:r>
+      <w:r>
+        <w:rPr>
+          <w:rStyle w:val="Strong"/>
+          <w:rFonts w:asciiTheme="minorHAnsi" w:hAnsiTheme="minorHAnsi" w:cstheme="minorHAnsi"/>
+          <w:color w:val="171717"/>
+          <w:sz w:val="22"/>
+          <w:szCs w:val="22"/>
+        </w:rPr>
+        <w:t xml:space="preserve"> (V2)</w:t>
+      </w:r>
+      <w:r>
+        <w:rPr>
+          <w:rFonts w:asciiTheme="minorHAnsi" w:hAnsiTheme="minorHAnsi" w:cstheme="minorHAnsi"/>
+          <w:color w:val="171717"/>
+          <w:sz w:val="22"/>
+          <w:szCs w:val="22"/>
+        </w:rPr>
+        <w:t> action.</w:t>
+      </w:r>
+    </w:p>
+    <w:p>
+      <w:pPr>
+        <w:pStyle w:val="NormalWeb"/>
+        <w:numPr>
+          <w:ilvl w:val="0"/>
+          <w:numId w:val="3"/>
+        </w:numPr>
+        <w:shd w:val="clear" w:color="auto" w:fill="FFFFFF"/>
+        <w:ind w:left="570"/>
+        <w:rPr>
+          <w:rFonts w:asciiTheme="minorHAnsi" w:hAnsiTheme="minorHAnsi" w:cstheme="minorHAnsi"/>
+          <w:color w:val="171717"/>
+          <w:sz w:val="22"/>
+          <w:szCs w:val="22"/>
+        </w:rPr>
+      </w:pPr>
+      <w:r>
+        <w:rPr>
+          <w:rFonts w:asciiTheme="minorHAnsi" w:hAnsiTheme="minorHAnsi" w:cstheme="minorHAnsi"/>
+          <w:color w:val="171717"/>
+          <w:sz w:val="22"/>
+          <w:szCs w:val="22"/>
+        </w:rPr>
+        <w:t>If you're prompted to sign in, select the sign-in button, and then enter your credentials.</w:t>
+      </w:r>
+    </w:p>
+    <w:p>
+      <w:pPr>
+        <w:pStyle w:val="NormalWeb"/>
+        <w:numPr>
+          <w:ilvl w:val="0"/>
+          <w:numId w:val="3"/>
+        </w:numPr>
+        <w:shd w:val="clear" w:color="auto" w:fill="FFFFFF"/>
+        <w:ind w:left="570"/>
+        <w:rPr>
+          <w:rFonts w:asciiTheme="minorHAnsi" w:hAnsiTheme="minorHAnsi" w:cstheme="minorHAnsi"/>
+          <w:color w:val="171717"/>
+          <w:sz w:val="22"/>
+          <w:szCs w:val="22"/>
+        </w:rPr>
+      </w:pPr>
+      <w:r>
+        <w:rPr>
+          <w:rFonts w:asciiTheme="minorHAnsi" w:hAnsiTheme="minorHAnsi" w:cstheme="minorHAnsi"/>
+          <w:color w:val="171717"/>
+          <w:sz w:val="22"/>
+          <w:szCs w:val="22"/>
+        </w:rPr>
+        <w:t>In the </w:t>
+      </w:r>
+      <w:r>
+        <w:rPr>
+          <w:rStyle w:val="Strong"/>
+          <w:rFonts w:asciiTheme="minorHAnsi" w:hAnsiTheme="minorHAnsi" w:cstheme="minorHAnsi"/>
+          <w:color w:val="171717"/>
+          <w:sz w:val="22"/>
+          <w:szCs w:val="22"/>
+        </w:rPr>
+        <w:t>To</w:t>
+      </w:r>
+      <w:r>
+        <w:rPr>
+          <w:rFonts w:asciiTheme="minorHAnsi" w:hAnsiTheme="minorHAnsi" w:cstheme="minorHAnsi"/>
+          <w:color w:val="171717"/>
+          <w:sz w:val="22"/>
+          <w:szCs w:val="22"/>
+        </w:rPr>
+        <w:t> field, enter or paste your email address, and then select your name in the list of contacts that appears.</w:t>
+      </w:r>
+    </w:p>
+    <w:p>
+      <w:pPr>
+        <w:pStyle w:val="NormalWeb"/>
+        <w:shd w:val="clear" w:color="auto" w:fill="FFFFFF"/>
+        <w:ind w:left="570"/>
+        <w:rPr>
+          <w:rFonts w:asciiTheme="minorHAnsi" w:hAnsiTheme="minorHAnsi" w:cstheme="minorHAnsi"/>
+          <w:color w:val="171717"/>
+          <w:sz w:val="22"/>
+          <w:szCs w:val="22"/>
+        </w:rPr>
+      </w:pPr>
+      <w:r>
+        <w:rPr>
+          <w:rFonts w:asciiTheme="minorHAnsi" w:hAnsiTheme="minorHAnsi" w:cstheme="minorHAnsi"/>
+          <w:color w:val="171717"/>
+          <w:sz w:val="22"/>
+          <w:szCs w:val="22"/>
+        </w:rPr>
+        <w:lastRenderedPageBreak/>
+        <w:drawing>
+          <wp:inline distT="0" distB="0" distL="0" distR="0" wp14:anchorId="0A7FB949" wp14:editId="6120B7D2">
+            <wp:extent cx="5731510" cy="5238750"/>
+            <wp:effectExtent l="114300" t="133350" r="116840" b="133350"/>
+            <wp:docPr id="1424238745" name="Picture 1"/>
+            <wp:cNvGraphicFramePr>
+              <a:graphicFrameLocks xmlns:a="http://schemas.openxmlformats.org/drawingml/2006/main" noChangeAspect="1"/>
+            </wp:cNvGraphicFramePr>
+            <a:graphic xmlns:a="http://schemas.openxmlformats.org/drawingml/2006/main">
+              <a:graphicData uri="http://schemas.openxmlformats.org/drawingml/2006/picture">
+                <pic:pic xmlns:pic="http://schemas.openxmlformats.org/drawingml/2006/picture">
+                  <pic:nvPicPr>
+                    <pic:cNvPr id="1424238745" name=""/>
+                    <pic:cNvPicPr/>
+                  </pic:nvPicPr>
+                  <pic:blipFill>
+                    <a:blip r:embed="rId9"/>
+                    <a:stretch>
+                      <a:fillRect/>
+                    </a:stretch>
+                  </pic:blipFill>
+                  <pic:spPr>
+                    <a:xfrm>
+                      <a:off x="0" y="0"/>
+                      <a:ext cx="5731510" cy="5238750"/>
+                    </a:xfrm>
+                    <a:prstGeom prst="rect">
+                      <a:avLst/>
+                    </a:prstGeom>
+                    <a:effectLst>
+                      <a:outerShdw blurRad="63500" sx="102000" sy="102000" algn="ctr" rotWithShape="0">
+                        <a:prstClr val="black">
+                          <a:alpha val="40000"/>
+                        </a:prstClr>
+                      </a:outerShdw>
+                    </a:effectLst>
+                  </pic:spPr>
+                </pic:pic>
+              </a:graphicData>
+            </a:graphic>
+          </wp:inline>
+        </w:drawing>
+      </w:r>
+    </w:p>
+    <w:p>
+      <w:pPr>
+        <w:pStyle w:val="NormalWeb"/>
+        <w:numPr>
+          <w:ilvl w:val="0"/>
+          <w:numId w:val="3"/>
+        </w:numPr>
+        <w:shd w:val="clear" w:color="auto" w:fill="FFFFFF"/>
+        <w:ind w:left="570"/>
+        <w:rPr>
+          <w:rFonts w:asciiTheme="minorHAnsi" w:hAnsiTheme="minorHAnsi" w:cstheme="minorHAnsi"/>
+          <w:color w:val="171717"/>
+          <w:sz w:val="22"/>
+          <w:szCs w:val="22"/>
+        </w:rPr>
+      </w:pPr>
+      <w:r>
+        <w:rPr>
+          <w:rFonts w:asciiTheme="minorHAnsi" w:hAnsiTheme="minorHAnsi" w:cstheme="minorHAnsi"/>
+          <w:color w:val="171717"/>
+          <w:sz w:val="22"/>
+          <w:szCs w:val="22"/>
+        </w:rPr>
+        <w:t>In the </w:t>
+      </w:r>
+      <w:r>
+        <w:rPr>
+          <w:rStyle w:val="Strong"/>
+          <w:rFonts w:asciiTheme="minorHAnsi" w:hAnsiTheme="minorHAnsi" w:cstheme="minorHAnsi"/>
+          <w:color w:val="171717"/>
+          <w:sz w:val="22"/>
+          <w:szCs w:val="22"/>
+        </w:rPr>
+        <w:t>Subject</w:t>
+      </w:r>
+      <w:r>
+        <w:rPr>
+          <w:rFonts w:asciiTheme="minorHAnsi" w:hAnsiTheme="minorHAnsi" w:cstheme="minorHAnsi"/>
+          <w:color w:val="171717"/>
+          <w:sz w:val="22"/>
+          <w:szCs w:val="22"/>
+        </w:rPr>
+        <w:t xml:space="preserve"> field, </w:t>
+      </w:r>
+      <w:r>
+        <w:rPr>
+          <w:rFonts w:asciiTheme="minorHAnsi" w:hAnsiTheme="minorHAnsi" w:cstheme="minorHAnsi"/>
+          <w:color w:val="171717"/>
+          <w:sz w:val="22"/>
+          <w:szCs w:val="22"/>
+        </w:rPr>
+        <w:t>add</w:t>
+      </w:r>
+      <w:r>
+        <w:rPr>
+          <w:rFonts w:asciiTheme="minorHAnsi" w:hAnsiTheme="minorHAnsi" w:cstheme="minorHAnsi"/>
+          <w:color w:val="171717"/>
+          <w:sz w:val="22"/>
+          <w:szCs w:val="22"/>
+        </w:rPr>
+        <w:t xml:space="preserve"> dynamic content </w:t>
+      </w:r>
+      <w:r>
+        <w:rPr>
+          <w:rFonts w:asciiTheme="minorHAnsi" w:hAnsiTheme="minorHAnsi" w:cstheme="minorHAnsi"/>
+          <w:b/>
+          <w:bCs/>
+          <w:color w:val="171717"/>
+          <w:sz w:val="22"/>
+          <w:szCs w:val="22"/>
+        </w:rPr>
+        <w:t>Tile</w:t>
+      </w:r>
+      <w:r>
+        <w:rPr>
+          <w:rFonts w:asciiTheme="minorHAnsi" w:hAnsiTheme="minorHAnsi" w:cstheme="minorHAnsi"/>
+          <w:color w:val="171717"/>
+          <w:sz w:val="22"/>
+          <w:szCs w:val="22"/>
+        </w:rPr>
+        <w:t xml:space="preserve"> and </w:t>
+      </w:r>
+      <w:r>
+        <w:rPr>
+          <w:rFonts w:asciiTheme="minorHAnsi" w:hAnsiTheme="minorHAnsi" w:cstheme="minorHAnsi"/>
+          <w:color w:val="171717"/>
+          <w:sz w:val="22"/>
+          <w:szCs w:val="22"/>
+        </w:rPr>
+        <w:t>enter </w:t>
+      </w:r>
+      <w:r>
+        <w:rPr>
+          <w:rStyle w:val="Strong"/>
+          <w:rFonts w:asciiTheme="minorHAnsi" w:hAnsiTheme="minorHAnsi" w:cstheme="minorHAnsi"/>
+          <w:color w:val="171717"/>
+          <w:sz w:val="22"/>
+          <w:szCs w:val="22"/>
+        </w:rPr>
+        <w:t>-Item Created</w:t>
+      </w:r>
+      <w:r>
+        <w:rPr>
+          <w:rFonts w:asciiTheme="minorHAnsi" w:hAnsiTheme="minorHAnsi" w:cstheme="minorHAnsi"/>
+          <w:color w:val="171717"/>
+          <w:sz w:val="22"/>
+          <w:szCs w:val="22"/>
+        </w:rPr>
+        <w:t>.</w:t>
+      </w:r>
+    </w:p>
+    <w:p>
+      <w:pPr>
+        <w:pStyle w:val="NormalWeb"/>
+        <w:numPr>
+          <w:ilvl w:val="0"/>
+          <w:numId w:val="3"/>
+        </w:numPr>
+        <w:shd w:val="clear" w:color="auto" w:fill="FFFFFF"/>
+        <w:ind w:left="570"/>
+        <w:rPr>
+          <w:rFonts w:asciiTheme="minorHAnsi" w:hAnsiTheme="minorHAnsi" w:cstheme="minorHAnsi"/>
+          <w:color w:val="171717"/>
+          <w:sz w:val="22"/>
+          <w:szCs w:val="22"/>
+        </w:rPr>
+      </w:pPr>
+      <w:r>
+        <w:rPr>
+          <w:rFonts w:asciiTheme="minorHAnsi" w:hAnsiTheme="minorHAnsi" w:cstheme="minorHAnsi"/>
+          <w:color w:val="171717"/>
+          <w:sz w:val="22"/>
+          <w:szCs w:val="22"/>
+        </w:rPr>
+        <w:t xml:space="preserve">Add body content as per your </w:t>
+      </w:r>
+      <w:r>
+        <w:rPr>
+          <w:rFonts w:asciiTheme="minorHAnsi" w:hAnsiTheme="minorHAnsi" w:cstheme="minorHAnsi"/>
+          <w:color w:val="171717"/>
+          <w:sz w:val="22"/>
+          <w:szCs w:val="22"/>
+        </w:rPr>
+        <w:t>requirement</w:t>
+      </w:r>
+      <w:r>
+        <w:rPr>
+          <w:rFonts w:asciiTheme="minorHAnsi" w:hAnsiTheme="minorHAnsi" w:cstheme="minorHAnsi"/>
+          <w:color w:val="171717"/>
+          <w:sz w:val="22"/>
+          <w:szCs w:val="22"/>
+        </w:rPr>
+        <w:t>.</w:t>
+      </w:r>
+    </w:p>
+    <w:p>
+      <w:pPr>
+        <w:pStyle w:val="NormalWeb"/>
+        <w:shd w:val="clear" w:color="auto" w:fill="FFFFFF"/>
+        <w:ind w:left="570"/>
+        <w:rPr>
+          <w:rFonts w:asciiTheme="minorHAnsi" w:hAnsiTheme="minorHAnsi" w:cstheme="minorHAnsi"/>
+          <w:color w:val="171717"/>
+          <w:sz w:val="22"/>
+          <w:szCs w:val="22"/>
+        </w:rPr>
+      </w:pPr>
+      <w:r>
+        <w:rPr>
+          <w:rFonts w:asciiTheme="minorHAnsi" w:hAnsiTheme="minorHAnsi" w:cstheme="minorHAnsi"/>
+          <w:noProof/>
+          <w:color w:val="171717"/>
+          <w:sz w:val="22"/>
+          <w:szCs w:val="22"/>
+        </w:rPr>
+        <w:drawing>
+          <wp:inline distT="0" distB="0" distL="0" distR="0" wp14:anchorId="273E2D81" wp14:editId="752978AF">
+            <wp:extent cx="3638550" cy="1975132"/>
+            <wp:effectExtent l="95250" t="95250" r="95250" b="101600"/>
+            <wp:docPr id="495086100" name="Picture 1"/>
+            <wp:cNvGraphicFramePr>
+              <a:graphicFrameLocks xmlns:a="http://schemas.openxmlformats.org/drawingml/2006/main" noChangeAspect="1"/>
+            </wp:cNvGraphicFramePr>
+            <a:graphic xmlns:a="http://schemas.openxmlformats.org/drawingml/2006/main">
+              <a:graphicData uri="http://schemas.openxmlformats.org/drawingml/2006/picture">
+                <pic:pic xmlns:pic="http://schemas.openxmlformats.org/drawingml/2006/picture">
+                  <pic:nvPicPr>
+                    <pic:cNvPr id="0" name="Picture 1"/>
                     <pic:cNvPicPr>
                       <a:picLocks noChangeAspect="1" noChangeArrowheads="1"/>
                     </pic:cNvPicPr>
                   </pic:nvPicPr>
                   <pic:blipFill>
-                    <a:blip r:embed="rId7">
+                    <a:blip r:embed="rId10" cstate="print">
                       <a:extLst>
                         <a:ext uri="{28A0092B-C50C-407E-A947-70E740481C1C}">
                           <a14:useLocalDpi xmlns:a14="http://schemas.microsoft.com/office/drawing/2010/main" val="0"/>
@@ -549,7 +1226,7 @@
                   <pic:spPr bwMode="auto">
                     <a:xfrm>
                       <a:off x="0" y="0"/>
-                      <a:ext cx="5731510" cy="3653155"/>
+                      <a:ext cx="3640584" cy="1976236"/>
                     </a:xfrm>
                     <a:prstGeom prst="rect">
                       <a:avLst/>
@@ -558,129 +1235,19 @@
                     <a:ln>
                       <a:noFill/>
                     </a:ln>
+                    <a:effectLst>
+                      <a:outerShdw blurRad="63500" sx="102000" sy="102000" algn="ctr" rotWithShape="0">
+                        <a:prstClr val="black">
+                          <a:alpha val="40000"/>
+                        </a:prstClr>
+                      </a:outerShdw>
+                    </a:effectLst>
                   </pic:spPr>
                 </pic:pic>
               </a:graphicData>
             </a:graphic>
           </wp:inline>
         </w:drawing>
-      </w:r>
-    </w:p>
-    <w:p>
-      <w:pPr>
-        <w:pStyle w:val="NormalWeb"/>
-        <w:numPr>
-          <w:ilvl w:val="0"/>
-          <w:numId w:val="2"/>
-        </w:numPr>
-        <w:shd w:val="clear" w:color="auto" w:fill="FFFFFF"/>
-        <w:ind w:left="570"/>
-        <w:rPr>
-          <w:rFonts w:asciiTheme="minorHAnsi" w:hAnsiTheme="minorHAnsi" w:cstheme="minorHAnsi"/>
-          <w:color w:val="171717"/>
-          <w:sz w:val="22"/>
-          <w:szCs w:val="22"/>
-        </w:rPr>
-      </w:pPr>
-      <w:r>
-        <w:rPr>
-          <w:rFonts w:asciiTheme="minorHAnsi" w:hAnsiTheme="minorHAnsi" w:cstheme="minorHAnsi"/>
-          <w:color w:val="171717"/>
-          <w:sz w:val="22"/>
-          <w:szCs w:val="22"/>
-        </w:rPr>
-        <w:t>If you haven't already connected your Twitter account to Power Automate, select </w:t>
-      </w:r>
-      <w:r>
-        <w:rPr>
-          <w:rStyle w:val="Strong"/>
-          <w:rFonts w:asciiTheme="minorHAnsi" w:hAnsiTheme="minorHAnsi" w:cstheme="minorHAnsi"/>
-          <w:color w:val="171717"/>
-          <w:sz w:val="22"/>
-          <w:szCs w:val="22"/>
-        </w:rPr>
-        <w:t>Sign in to Twitter</w:t>
-      </w:r>
-      <w:r>
-        <w:rPr>
-          <w:rFonts w:asciiTheme="minorHAnsi" w:hAnsiTheme="minorHAnsi" w:cstheme="minorHAnsi"/>
-          <w:color w:val="171717"/>
-          <w:sz w:val="22"/>
-          <w:szCs w:val="22"/>
-        </w:rPr>
-        <w:t>, and then enter your credentials.</w:t>
-      </w:r>
-    </w:p>
-    <w:p>
-      <w:pPr>
-        <w:pStyle w:val="NormalWeb"/>
-        <w:numPr>
-          <w:ilvl w:val="0"/>
-          <w:numId w:val="2"/>
-        </w:numPr>
-        <w:shd w:val="clear" w:color="auto" w:fill="FFFFFF"/>
-        <w:ind w:left="570"/>
-        <w:rPr>
-          <w:rFonts w:asciiTheme="minorHAnsi" w:hAnsiTheme="minorHAnsi" w:cstheme="minorHAnsi"/>
-          <w:color w:val="171717"/>
-          <w:sz w:val="22"/>
-          <w:szCs w:val="22"/>
-        </w:rPr>
-      </w:pPr>
-      <w:r>
-        <w:rPr>
-          <w:rFonts w:asciiTheme="minorHAnsi" w:hAnsiTheme="minorHAnsi" w:cstheme="minorHAnsi"/>
-          <w:color w:val="171717"/>
-          <w:sz w:val="22"/>
-          <w:szCs w:val="22"/>
-        </w:rPr>
-        <w:t>In the </w:t>
-      </w:r>
-      <w:r>
-        <w:rPr>
-          <w:rStyle w:val="Strong"/>
-          <w:rFonts w:asciiTheme="minorHAnsi" w:hAnsiTheme="minorHAnsi" w:cstheme="minorHAnsi"/>
-          <w:color w:val="171717"/>
-          <w:sz w:val="22"/>
-          <w:szCs w:val="22"/>
-        </w:rPr>
-        <w:t>Search text</w:t>
-      </w:r>
-      <w:r>
-        <w:rPr>
-          <w:rFonts w:asciiTheme="minorHAnsi" w:hAnsiTheme="minorHAnsi" w:cstheme="minorHAnsi"/>
-          <w:color w:val="171717"/>
-          <w:sz w:val="22"/>
-          <w:szCs w:val="22"/>
-        </w:rPr>
-        <w:t> box, enter the keyword to find.</w:t>
-      </w:r>
-    </w:p>
-    <w:p>
-      <w:pPr>
-        <w:pStyle w:val="Heading2"/>
-        <w:shd w:val="clear" w:color="auto" w:fill="FFFFFF"/>
-        <w:spacing w:before="480" w:after="180"/>
-        <w:rPr>
-          <w:rFonts w:asciiTheme="minorHAnsi" w:hAnsiTheme="minorHAnsi" w:cstheme="minorHAnsi"/>
-          <w:b/>
-          <w:bCs/>
-          <w:color w:val="171717"/>
-          <w:sz w:val="22"/>
-          <w:szCs w:val="22"/>
-        </w:rPr>
-      </w:pPr>
-      <w:r>
-        <w:rPr>
-          <w:rFonts w:asciiTheme="minorHAnsi" w:hAnsiTheme="minorHAnsi" w:cstheme="minorHAnsi"/>
-          <w:b/>
-          <w:bCs/>
-          <w:color w:val="171717"/>
-          <w:sz w:val="22"/>
-          <w:szCs w:val="22"/>
-        </w:rPr>
-        <w:lastRenderedPageBreak/>
-        <w:t>Specify an action</w:t>
       </w:r>
     </w:p>
     <w:p>
@@ -706,134 +1273,7 @@
           <w:sz w:val="22"/>
           <w:szCs w:val="22"/>
         </w:rPr>
-        <w:t>Select </w:t>
-      </w:r>
-      <w:r>
-        <w:rPr>
-          <w:rStyle w:val="Strong"/>
-          <w:rFonts w:asciiTheme="minorHAnsi" w:hAnsiTheme="minorHAnsi" w:cstheme="minorHAnsi"/>
-          <w:color w:val="171717"/>
-          <w:sz w:val="22"/>
-          <w:szCs w:val="22"/>
-        </w:rPr>
-        <w:t>New step</w:t>
-      </w:r>
-      <w:r>
-        <w:rPr>
-          <w:rFonts w:asciiTheme="minorHAnsi" w:hAnsiTheme="minorHAnsi" w:cstheme="minorHAnsi"/>
-          <w:color w:val="171717"/>
-          <w:sz w:val="22"/>
-          <w:szCs w:val="22"/>
-        </w:rPr>
-        <w:t>, and in the search field, enter </w:t>
-      </w:r>
-      <w:r>
-        <w:rPr>
-          <w:rStyle w:val="Emphasis"/>
-          <w:rFonts w:asciiTheme="minorHAnsi" w:hAnsiTheme="minorHAnsi" w:cstheme="minorHAnsi"/>
-          <w:color w:val="171717"/>
-          <w:sz w:val="22"/>
-          <w:szCs w:val="22"/>
-        </w:rPr>
-        <w:t>send email</w:t>
-      </w:r>
-      <w:r>
-        <w:rPr>
-          <w:rFonts w:asciiTheme="minorHAnsi" w:hAnsiTheme="minorHAnsi" w:cstheme="minorHAnsi"/>
-          <w:color w:val="171717"/>
-          <w:sz w:val="22"/>
-          <w:szCs w:val="22"/>
-        </w:rPr>
-        <w:t>, and then select the </w:t>
-      </w:r>
-      <w:r>
-        <w:rPr>
-          <w:rStyle w:val="Strong"/>
-          <w:rFonts w:asciiTheme="minorHAnsi" w:hAnsiTheme="minorHAnsi" w:cstheme="minorHAnsi"/>
-          <w:color w:val="171717"/>
-          <w:sz w:val="22"/>
-          <w:szCs w:val="22"/>
-        </w:rPr>
-        <w:t>Office 365 Outlook - Send an email</w:t>
-      </w:r>
-      <w:r>
-        <w:rPr>
-          <w:rFonts w:asciiTheme="minorHAnsi" w:hAnsiTheme="minorHAnsi" w:cstheme="minorHAnsi"/>
-          <w:color w:val="171717"/>
-          <w:sz w:val="22"/>
-          <w:szCs w:val="22"/>
-        </w:rPr>
-        <w:t> action.</w:t>
-      </w:r>
-    </w:p>
-    <w:p>
-      <w:pPr>
-        <w:pStyle w:val="NormalWeb"/>
-        <w:shd w:val="clear" w:color="auto" w:fill="FFFFFF"/>
-        <w:ind w:left="570"/>
-        <w:rPr>
-          <w:rFonts w:asciiTheme="minorHAnsi" w:hAnsiTheme="minorHAnsi" w:cstheme="minorHAnsi"/>
-          <w:color w:val="171717"/>
-          <w:sz w:val="22"/>
-          <w:szCs w:val="22"/>
-        </w:rPr>
-      </w:pPr>
-      <w:r>
-        <w:rPr>
-          <w:rFonts w:asciiTheme="minorHAnsi" w:hAnsiTheme="minorHAnsi" w:cstheme="minorHAnsi"/>
-          <w:noProof/>
-          <w:color w:val="171717"/>
-          <w:sz w:val="22"/>
-          <w:szCs w:val="22"/>
-        </w:rPr>
-        <w:drawing>
-          <wp:inline distT="0" distB="0" distL="0" distR="0" wp14:anchorId="2E810E00" wp14:editId="2802D4DE">
-            <wp:extent cx="5731510" cy="7366635"/>
-            <wp:effectExtent l="0" t="0" r="2540" b="5715"/>
-            <wp:docPr id="2" name="Picture 2" descr="Office 365 Outlook - Send an email action"/>
-            <wp:cNvGraphicFramePr>
-              <a:graphicFrameLocks xmlns:a="http://schemas.openxmlformats.org/drawingml/2006/main" noChangeAspect="1"/>
-            </wp:cNvGraphicFramePr>
-            <a:graphic xmlns:a="http://schemas.openxmlformats.org/drawingml/2006/main">
-              <a:graphicData uri="http://schemas.openxmlformats.org/drawingml/2006/picture">
-                <pic:pic xmlns:pic="http://schemas.openxmlformats.org/drawingml/2006/picture">
-                  <pic:nvPicPr>
-                    <pic:cNvPr id="0" name="Picture 2" descr="Office 365 Outlook - Send an email action"/>
-                    <pic:cNvPicPr>
-                      <a:picLocks noChangeAspect="1" noChangeArrowheads="1"/>
-                    </pic:cNvPicPr>
-                  </pic:nvPicPr>
-                  <pic:blipFill>
-                    <a:blip r:embed="rId8">
-                      <a:extLst>
-                        <a:ext uri="{28A0092B-C50C-407E-A947-70E740481C1C}">
-                          <a14:useLocalDpi xmlns:a14="http://schemas.microsoft.com/office/drawing/2010/main" val="0"/>
-                        </a:ext>
-                      </a:extLst>
-                    </a:blip>
-                    <a:srcRect/>
-                    <a:stretch>
-                      <a:fillRect/>
-                    </a:stretch>
-                  </pic:blipFill>
-                  <pic:spPr bwMode="auto">
-                    <a:xfrm>
-                      <a:off x="0" y="0"/>
-                      <a:ext cx="5731510" cy="7366635"/>
-                    </a:xfrm>
-                    <a:prstGeom prst="rect">
-                      <a:avLst/>
-                    </a:prstGeom>
-                    <a:noFill/>
-                    <a:ln>
-                      <a:noFill/>
-                    </a:ln>
-                  </pic:spPr>
-                </pic:pic>
-              </a:graphicData>
-            </a:graphic>
-          </wp:inline>
-        </w:drawing>
+        <w:t>Optional: Add content, or both to the body of the email.</w:t>
       </w:r>
     </w:p>
     <w:p>
@@ -859,7 +1299,27 @@
           <w:sz w:val="22"/>
           <w:szCs w:val="22"/>
         </w:rPr>
-        <w:t>If you're prompted to sign in, select the sign-in button, and then enter your credentials.</w:t>
+        <w:lastRenderedPageBreak/>
+        <w:t>Select </w:t>
+      </w:r>
+      <w:r>
+        <w:rPr>
+          <w:rStyle w:val="Strong"/>
+          <w:rFonts w:asciiTheme="minorHAnsi" w:hAnsiTheme="minorHAnsi" w:cstheme="minorHAnsi"/>
+          <w:color w:val="171717"/>
+          <w:sz w:val="22"/>
+          <w:szCs w:val="22"/>
+        </w:rPr>
+        <w:t>Save</w:t>
+      </w:r>
+      <w:r>
+        <w:rPr>
+          <w:rFonts w:asciiTheme="minorHAnsi" w:hAnsiTheme="minorHAnsi" w:cstheme="minorHAnsi"/>
+          <w:color w:val="171717"/>
+          <w:sz w:val="22"/>
+          <w:szCs w:val="22"/>
+        </w:rPr>
+        <w:t> to save the flow.</w:t>
       </w:r>
     </w:p>
     <w:p>
@@ -885,136 +1345,27 @@
           <w:sz w:val="22"/>
           <w:szCs w:val="22"/>
         </w:rPr>
-        <w:lastRenderedPageBreak/>
-        <w:t>In the </w:t>
-      </w:r>
-      <w:r>
-        <w:rPr>
-          <w:rStyle w:val="Strong"/>
-          <w:rFonts w:asciiTheme="minorHAnsi" w:hAnsiTheme="minorHAnsi" w:cstheme="minorHAnsi"/>
-          <w:color w:val="171717"/>
-          <w:sz w:val="22"/>
-          <w:szCs w:val="22"/>
-        </w:rPr>
-        <w:t>To</w:t>
-      </w:r>
-      <w:r>
-        <w:rPr>
-          <w:rFonts w:asciiTheme="minorHAnsi" w:hAnsiTheme="minorHAnsi" w:cstheme="minorHAnsi"/>
-          <w:color w:val="171717"/>
-          <w:sz w:val="22"/>
-          <w:szCs w:val="22"/>
-        </w:rPr>
-        <w:t> field, enter or paste your email address, and then select your name in the list of contacts that appears.</w:t>
-      </w:r>
-    </w:p>
-    <w:p>
-      <w:pPr>
-        <w:pStyle w:val="NormalWeb"/>
-        <w:numPr>
-          <w:ilvl w:val="0"/>
-          <w:numId w:val="3"/>
-        </w:numPr>
-        <w:shd w:val="clear" w:color="auto" w:fill="FFFFFF"/>
-        <w:ind w:left="570"/>
-        <w:rPr>
-          <w:rFonts w:asciiTheme="minorHAnsi" w:hAnsiTheme="minorHAnsi" w:cstheme="minorHAnsi"/>
-          <w:color w:val="171717"/>
-          <w:sz w:val="22"/>
-          <w:szCs w:val="22"/>
-        </w:rPr>
-      </w:pPr>
-      <w:r>
-        <w:rPr>
-          <w:rFonts w:asciiTheme="minorHAnsi" w:hAnsiTheme="minorHAnsi" w:cstheme="minorHAnsi"/>
-          <w:color w:val="171717"/>
-          <w:sz w:val="22"/>
-          <w:szCs w:val="22"/>
-        </w:rPr>
-        <w:t>In the </w:t>
-      </w:r>
-      <w:r>
-        <w:rPr>
-          <w:rStyle w:val="Strong"/>
-          <w:rFonts w:asciiTheme="minorHAnsi" w:hAnsiTheme="minorHAnsi" w:cstheme="minorHAnsi"/>
-          <w:color w:val="171717"/>
-          <w:sz w:val="22"/>
-          <w:szCs w:val="22"/>
-        </w:rPr>
-        <w:t>Subject</w:t>
-      </w:r>
-      <w:r>
-        <w:rPr>
-          <w:rFonts w:asciiTheme="minorHAnsi" w:hAnsiTheme="minorHAnsi" w:cstheme="minorHAnsi"/>
-          <w:color w:val="171717"/>
-          <w:sz w:val="22"/>
-          <w:szCs w:val="22"/>
-        </w:rPr>
-        <w:t> field, enter </w:t>
-      </w:r>
-      <w:r>
-        <w:rPr>
-          <w:rStyle w:val="Strong"/>
-          <w:rFonts w:asciiTheme="minorHAnsi" w:hAnsiTheme="minorHAnsi" w:cstheme="minorHAnsi"/>
-          <w:color w:val="171717"/>
-          <w:sz w:val="22"/>
-          <w:szCs w:val="22"/>
-        </w:rPr>
-        <w:t>New tweet from:</w:t>
-      </w:r>
-      <w:r>
-        <w:rPr>
-          <w:rFonts w:asciiTheme="minorHAnsi" w:hAnsiTheme="minorHAnsi" w:cstheme="minorHAnsi"/>
-          <w:color w:val="171717"/>
-          <w:sz w:val="22"/>
-          <w:szCs w:val="22"/>
-        </w:rPr>
-        <w:t> followed by a space.</w:t>
-      </w:r>
-    </w:p>
-    <w:p>
-      <w:pPr>
-        <w:pStyle w:val="NormalWeb"/>
-        <w:numPr>
-          <w:ilvl w:val="0"/>
-          <w:numId w:val="3"/>
-        </w:numPr>
-        <w:shd w:val="clear" w:color="auto" w:fill="FFFFFF"/>
-        <w:ind w:left="570"/>
-        <w:rPr>
-          <w:rFonts w:asciiTheme="minorHAnsi" w:hAnsiTheme="minorHAnsi" w:cstheme="minorHAnsi"/>
-          <w:color w:val="171717"/>
-          <w:sz w:val="22"/>
-          <w:szCs w:val="22"/>
-        </w:rPr>
-      </w:pPr>
-      <w:r>
-        <w:rPr>
-          <w:rFonts w:asciiTheme="minorHAnsi" w:hAnsiTheme="minorHAnsi" w:cstheme="minorHAnsi"/>
-          <w:color w:val="171717"/>
-          <w:sz w:val="22"/>
-          <w:szCs w:val="22"/>
-        </w:rPr>
-        <w:t>In the list of dynamic content, select the </w:t>
-      </w:r>
-      <w:r>
-        <w:rPr>
-          <w:rStyle w:val="Strong"/>
-          <w:rFonts w:asciiTheme="minorHAnsi" w:hAnsiTheme="minorHAnsi" w:cstheme="minorHAnsi"/>
-          <w:color w:val="171717"/>
-          <w:sz w:val="22"/>
-          <w:szCs w:val="22"/>
-        </w:rPr>
-        <w:t>Tweeted by</w:t>
-      </w:r>
-      <w:r>
-        <w:rPr>
-          <w:rFonts w:asciiTheme="minorHAnsi" w:hAnsiTheme="minorHAnsi" w:cstheme="minorHAnsi"/>
-          <w:color w:val="171717"/>
-          <w:sz w:val="22"/>
-          <w:szCs w:val="22"/>
-        </w:rPr>
-        <w:t> token to add a placeholder for it.</w:t>
+        <w:t xml:space="preserve">Create new item in SharePoint it </w:t>
+      </w:r>
+      <w:proofErr w:type="gramStart"/>
+      <w:r>
+        <w:rPr>
+          <w:rFonts w:asciiTheme="minorHAnsi" w:hAnsiTheme="minorHAnsi" w:cstheme="minorHAnsi"/>
+          <w:color w:val="171717"/>
+          <w:sz w:val="22"/>
+          <w:szCs w:val="22"/>
+        </w:rPr>
+        <w:t>trigger</w:t>
+      </w:r>
+      <w:proofErr w:type="gramEnd"/>
+      <w:r>
+        <w:rPr>
+          <w:rFonts w:asciiTheme="minorHAnsi" w:hAnsiTheme="minorHAnsi" w:cstheme="minorHAnsi"/>
+          <w:color w:val="171717"/>
+          <w:sz w:val="22"/>
+          <w:szCs w:val="22"/>
+        </w:rPr>
+        <w:t xml:space="preserve"> automatically and send email</w:t>
       </w:r>
     </w:p>
     <w:p>
@@ -1032,242 +1383,96 @@
       <w:r>
         <w:rPr>
           <w:rFonts w:asciiTheme="minorHAnsi" w:hAnsiTheme="minorHAnsi" w:cstheme="minorHAnsi"/>
-          <w:noProof/>
-          <w:color w:val="171717"/>
-          <w:sz w:val="22"/>
-          <w:szCs w:val="22"/>
-        </w:rPr>
-        <w:drawing>
-          <wp:inline distT="0" distB="0" distL="0" distR="0" wp14:anchorId="0FAD0B57" wp14:editId="7C98AF0A">
-            <wp:extent cx="3714750" cy="2660650"/>
-            <wp:effectExtent l="0" t="0" r="0" b="6350"/>
-            <wp:docPr id="1" name="Picture 1" descr="Tweeted by token"/>
-            <wp:cNvGraphicFramePr>
-              <a:graphicFrameLocks xmlns:a="http://schemas.openxmlformats.org/drawingml/2006/main" noChangeAspect="1"/>
-            </wp:cNvGraphicFramePr>
-            <a:graphic xmlns:a="http://schemas.openxmlformats.org/drawingml/2006/main">
-              <a:graphicData uri="http://schemas.openxmlformats.org/drawingml/2006/picture">
-                <pic:pic xmlns:pic="http://schemas.openxmlformats.org/drawingml/2006/picture">
-                  <pic:nvPicPr>
-                    <pic:cNvPr id="0" name="Picture 3" descr="Tweeted by token"/>
-                    <pic:cNvPicPr>
-                      <a:picLocks noChangeAspect="1" noChangeArrowheads="1"/>
-                    </pic:cNvPicPr>
-                  </pic:nvPicPr>
-                  <pic:blipFill>
-                    <a:blip r:embed="rId9">
-                      <a:extLst>
-                        <a:ext uri="{28A0092B-C50C-407E-A947-70E740481C1C}">
-                          <a14:useLocalDpi xmlns:a14="http://schemas.microsoft.com/office/drawing/2010/main" val="0"/>
-                        </a:ext>
-                      </a:extLst>
-                    </a:blip>
-                    <a:srcRect/>
-                    <a:stretch>
-                      <a:fillRect/>
-                    </a:stretch>
-                  </pic:blipFill>
-                  <pic:spPr bwMode="auto">
-                    <a:xfrm>
-                      <a:off x="0" y="0"/>
-                      <a:ext cx="3714750" cy="2660650"/>
-                    </a:xfrm>
-                    <a:prstGeom prst="rect">
-                      <a:avLst/>
-                    </a:prstGeom>
-                    <a:noFill/>
-                    <a:ln>
-                      <a:noFill/>
-                    </a:ln>
-                  </pic:spPr>
-                </pic:pic>
-              </a:graphicData>
-            </a:graphic>
-          </wp:inline>
-        </w:drawing>
-      </w:r>
-    </w:p>
-    <w:p>
-      <w:pPr>
-        <w:pStyle w:val="NormalWeb"/>
-        <w:numPr>
-          <w:ilvl w:val="0"/>
-          <w:numId w:val="3"/>
-        </w:numPr>
-        <w:shd w:val="clear" w:color="auto" w:fill="FFFFFF"/>
-        <w:ind w:left="570"/>
-        <w:rPr>
-          <w:rFonts w:asciiTheme="minorHAnsi" w:hAnsiTheme="minorHAnsi" w:cstheme="minorHAnsi"/>
-          <w:color w:val="171717"/>
-          <w:sz w:val="22"/>
-          <w:szCs w:val="22"/>
-        </w:rPr>
-      </w:pPr>
-      <w:r>
-        <w:rPr>
-          <w:rFonts w:asciiTheme="minorHAnsi" w:hAnsiTheme="minorHAnsi" w:cstheme="minorHAnsi"/>
-          <w:color w:val="171717"/>
-          <w:sz w:val="22"/>
-          <w:szCs w:val="22"/>
-        </w:rPr>
-        <w:t>Select the </w:t>
-      </w:r>
-      <w:r>
-        <w:rPr>
-          <w:rStyle w:val="Strong"/>
-          <w:rFonts w:asciiTheme="minorHAnsi" w:hAnsiTheme="minorHAnsi" w:cstheme="minorHAnsi"/>
-          <w:color w:val="171717"/>
-          <w:sz w:val="22"/>
-          <w:szCs w:val="22"/>
-        </w:rPr>
-        <w:t>Body</w:t>
-      </w:r>
-      <w:r>
-        <w:rPr>
-          <w:rFonts w:asciiTheme="minorHAnsi" w:hAnsiTheme="minorHAnsi" w:cstheme="minorHAnsi"/>
-          <w:color w:val="171717"/>
-          <w:sz w:val="22"/>
-          <w:szCs w:val="22"/>
-        </w:rPr>
-        <w:t> field, and then, in the list of dynamic content, select the </w:t>
-      </w:r>
-      <w:r>
-        <w:rPr>
-          <w:rStyle w:val="Strong"/>
-          <w:rFonts w:asciiTheme="minorHAnsi" w:hAnsiTheme="minorHAnsi" w:cstheme="minorHAnsi"/>
-          <w:color w:val="171717"/>
-          <w:sz w:val="22"/>
-          <w:szCs w:val="22"/>
-        </w:rPr>
-        <w:t>Tweet text</w:t>
-      </w:r>
-      <w:r>
-        <w:rPr>
-          <w:rFonts w:asciiTheme="minorHAnsi" w:hAnsiTheme="minorHAnsi" w:cstheme="minorHAnsi"/>
-          <w:color w:val="171717"/>
-          <w:sz w:val="22"/>
-          <w:szCs w:val="22"/>
-        </w:rPr>
-        <w:t> token to add a placeholder for it.</w:t>
-      </w:r>
-    </w:p>
-    <w:p>
-      <w:pPr>
-        <w:pStyle w:val="NormalWeb"/>
-        <w:numPr>
-          <w:ilvl w:val="0"/>
-          <w:numId w:val="3"/>
-        </w:numPr>
-        <w:shd w:val="clear" w:color="auto" w:fill="FFFFFF"/>
-        <w:ind w:left="570"/>
-        <w:rPr>
-          <w:rFonts w:asciiTheme="minorHAnsi" w:hAnsiTheme="minorHAnsi" w:cstheme="minorHAnsi"/>
-          <w:color w:val="171717"/>
-          <w:sz w:val="22"/>
-          <w:szCs w:val="22"/>
-        </w:rPr>
-      </w:pPr>
-      <w:r>
-        <w:rPr>
-          <w:rFonts w:asciiTheme="minorHAnsi" w:hAnsiTheme="minorHAnsi" w:cstheme="minorHAnsi"/>
-          <w:color w:val="171717"/>
-          <w:sz w:val="22"/>
-          <w:szCs w:val="22"/>
-        </w:rPr>
-        <w:t>Optional: Add more tokens, other content, or both to the body of the email.</w:t>
-      </w:r>
-    </w:p>
-    <w:p>
-      <w:pPr>
-        <w:pStyle w:val="NormalWeb"/>
-        <w:numPr>
-          <w:ilvl w:val="0"/>
-          <w:numId w:val="3"/>
-        </w:numPr>
-        <w:shd w:val="clear" w:color="auto" w:fill="FFFFFF"/>
-        <w:ind w:left="570"/>
-        <w:rPr>
-          <w:rFonts w:asciiTheme="minorHAnsi" w:hAnsiTheme="minorHAnsi" w:cstheme="minorHAnsi"/>
-          <w:color w:val="171717"/>
-          <w:sz w:val="22"/>
-          <w:szCs w:val="22"/>
-        </w:rPr>
-      </w:pPr>
-      <w:r>
-        <w:rPr>
-          <w:rFonts w:asciiTheme="minorHAnsi" w:hAnsiTheme="minorHAnsi" w:cstheme="minorHAnsi"/>
-          <w:color w:val="171717"/>
-          <w:sz w:val="22"/>
-          <w:szCs w:val="22"/>
-        </w:rPr>
-        <w:t>Select </w:t>
-      </w:r>
-      <w:r>
-        <w:rPr>
-          <w:rStyle w:val="Strong"/>
-          <w:rFonts w:asciiTheme="minorHAnsi" w:hAnsiTheme="minorHAnsi" w:cstheme="minorHAnsi"/>
-          <w:color w:val="171717"/>
-          <w:sz w:val="22"/>
-          <w:szCs w:val="22"/>
-        </w:rPr>
-        <w:t>Save</w:t>
-      </w:r>
-      <w:r>
-        <w:rPr>
-          <w:rFonts w:asciiTheme="minorHAnsi" w:hAnsiTheme="minorHAnsi" w:cstheme="minorHAnsi"/>
-          <w:color w:val="171717"/>
-          <w:sz w:val="22"/>
-          <w:szCs w:val="22"/>
-        </w:rPr>
-        <w:t> to save the flow.</w:t>
-      </w:r>
-    </w:p>
-    <w:p>
-      <w:pPr>
-        <w:pStyle w:val="NormalWeb"/>
-        <w:numPr>
-          <w:ilvl w:val="0"/>
-          <w:numId w:val="3"/>
-        </w:numPr>
-        <w:shd w:val="clear" w:color="auto" w:fill="FFFFFF"/>
-        <w:ind w:left="570"/>
-        <w:rPr>
-          <w:rFonts w:asciiTheme="minorHAnsi" w:hAnsiTheme="minorHAnsi" w:cstheme="minorHAnsi"/>
-          <w:color w:val="171717"/>
-          <w:sz w:val="22"/>
-          <w:szCs w:val="22"/>
-        </w:rPr>
-      </w:pPr>
-      <w:r>
-        <w:rPr>
-          <w:rFonts w:asciiTheme="minorHAnsi" w:hAnsiTheme="minorHAnsi" w:cstheme="minorHAnsi"/>
-          <w:color w:val="171717"/>
-          <w:sz w:val="22"/>
-          <w:szCs w:val="22"/>
-        </w:rPr>
-        <w:t>Post a tweet that includes the keyword that you specified, or wait for someone else to post such a tweet.</w:t>
-      </w:r>
-    </w:p>
-    <w:p>
-      <w:pPr>
-        <w:pStyle w:val="NormalWeb"/>
-        <w:shd w:val="clear" w:color="auto" w:fill="FFFFFF"/>
-        <w:ind w:left="570"/>
-        <w:rPr>
-          <w:rFonts w:asciiTheme="minorHAnsi" w:hAnsiTheme="minorHAnsi" w:cstheme="minorHAnsi"/>
-          <w:color w:val="171717"/>
-          <w:sz w:val="22"/>
-          <w:szCs w:val="22"/>
-        </w:rPr>
-      </w:pPr>
-      <w:r>
-        <w:rPr>
-          <w:rFonts w:asciiTheme="minorHAnsi" w:hAnsiTheme="minorHAnsi" w:cstheme="minorHAnsi"/>
-          <w:color w:val="171717"/>
-          <w:sz w:val="22"/>
-          <w:szCs w:val="22"/>
-        </w:rPr>
-        <w:t>Within a minute after the tweet is posted, an email message will notify you of the new tweet.</w:t>
+          <w:color w:val="171717"/>
+          <w:sz w:val="22"/>
+          <w:szCs w:val="22"/>
+        </w:rPr>
+        <w:t xml:space="preserve">Within </w:t>
+      </w:r>
+      <w:proofErr w:type="gramStart"/>
+      <w:r>
+        <w:rPr>
+          <w:rFonts w:asciiTheme="minorHAnsi" w:hAnsiTheme="minorHAnsi" w:cstheme="minorHAnsi"/>
+          <w:color w:val="171717"/>
+          <w:sz w:val="22"/>
+          <w:szCs w:val="22"/>
+        </w:rPr>
+        <w:t xml:space="preserve">a </w:t>
+      </w:r>
+      <w:r>
+        <w:rPr>
+          <w:rFonts w:asciiTheme="minorHAnsi" w:hAnsiTheme="minorHAnsi" w:cstheme="minorHAnsi"/>
+          <w:color w:val="171717"/>
+          <w:sz w:val="22"/>
+          <w:szCs w:val="22"/>
+        </w:rPr>
+        <w:t>30 seconds</w:t>
+      </w:r>
+      <w:proofErr w:type="gramEnd"/>
+      <w:r>
+        <w:rPr>
+          <w:rFonts w:asciiTheme="minorHAnsi" w:hAnsiTheme="minorHAnsi" w:cstheme="minorHAnsi"/>
+          <w:color w:val="171717"/>
+          <w:sz w:val="22"/>
+          <w:szCs w:val="22"/>
+        </w:rPr>
+        <w:t xml:space="preserve"> after the </w:t>
+      </w:r>
+      <w:r>
+        <w:rPr>
+          <w:rFonts w:asciiTheme="minorHAnsi" w:hAnsiTheme="minorHAnsi" w:cstheme="minorHAnsi"/>
+          <w:color w:val="171717"/>
+          <w:sz w:val="22"/>
+          <w:szCs w:val="22"/>
+        </w:rPr>
+        <w:t xml:space="preserve">new item </w:t>
+      </w:r>
+      <w:proofErr w:type="gramStart"/>
+      <w:r>
+        <w:rPr>
+          <w:rFonts w:asciiTheme="minorHAnsi" w:hAnsiTheme="minorHAnsi" w:cstheme="minorHAnsi"/>
+          <w:color w:val="171717"/>
+          <w:sz w:val="22"/>
+          <w:szCs w:val="22"/>
+        </w:rPr>
+        <w:t xml:space="preserve">created </w:t>
+      </w:r>
+      <w:r>
+        <w:rPr>
+          <w:rFonts w:asciiTheme="minorHAnsi" w:hAnsiTheme="minorHAnsi" w:cstheme="minorHAnsi"/>
+          <w:color w:val="171717"/>
+          <w:sz w:val="22"/>
+          <w:szCs w:val="22"/>
+        </w:rPr>
+        <w:t>,</w:t>
+      </w:r>
+      <w:proofErr w:type="gramEnd"/>
+      <w:r>
+        <w:rPr>
+          <w:rFonts w:asciiTheme="minorHAnsi" w:hAnsiTheme="minorHAnsi" w:cstheme="minorHAnsi"/>
+          <w:color w:val="171717"/>
+          <w:sz w:val="22"/>
+          <w:szCs w:val="22"/>
+        </w:rPr>
+        <w:t xml:space="preserve"> an email message will notify you of the new </w:t>
+      </w:r>
+      <w:r>
+        <w:rPr>
+          <w:rFonts w:asciiTheme="minorHAnsi" w:hAnsiTheme="minorHAnsi" w:cstheme="minorHAnsi"/>
+          <w:color w:val="171717"/>
+          <w:sz w:val="22"/>
+          <w:szCs w:val="22"/>
+        </w:rPr>
+        <w:t>item</w:t>
+      </w:r>
+      <w:r>
+        <w:rPr>
+          <w:rFonts w:asciiTheme="minorHAnsi" w:hAnsiTheme="minorHAnsi" w:cstheme="minorHAnsi"/>
+          <w:color w:val="171717"/>
+          <w:sz w:val="22"/>
+          <w:szCs w:val="22"/>
+        </w:rPr>
+        <w:t>.</w:t>
       </w:r>
     </w:p>
     <w:p>
@@ -1288,7 +1493,7 @@
 </file>
 
 <file path=word/numbering.xml><?xml version="1.0" encoding="utf-8"?>
-<w:numbering xmlns:wpc="http://schemas.microsoft.com/office/word/2010/wordprocessingCanvas" xmlns:cx="http://schemas.microsoft.com/office/drawing/2014/chartex" xmlns:cx1="http://schemas.microsoft.com/office/drawing/2015/9/8/chartex" xmlns:cx2="http://schemas.microsoft.com/office/drawing/2015/10/21/chartex" xmlns:cx3="http://schemas.microsoft.com/office/drawing/2016/5/9/chartex" xmlns:cx4="http://schemas.microsoft.com/office/drawing/2016/5/10/chartex" xmlns:cx5="http://schemas.microsoft.com/office/drawing/2016/5/11/chartex" xmlns:cx6="http://schemas.microsoft.com/office/drawing/2016/5/12/chartex" xmlns:cx7="http://schemas.microsoft.com/office/drawing/2016/5/13/chartex" xmlns:cx8="http://schemas.microsoft.com/office/drawing/2016/5/14/chartex" xmlns:mc="http://schemas.openxmlformats.org/markup-compatibility/2006" xmlns:aink="http://schemas.microsoft.com/office/drawing/2016/ink" xmlns:am3d="http://schemas.microsoft.com/office/drawing/2017/model3d" xmlns:o="urn:schemas-microsoft-com:office:office" xmlns:r="http://schemas.openxmlformats.org/officeDocument/2006/relationships" xmlns:m="http://schemas.openxmlformats.org/officeDocument/2006/math" xmlns:v="urn:schemas-microsoft-com:vml" xmlns:wp14="http://schemas.microsoft.com/office/word/2010/wordprocessingDrawing" xmlns:wp="http://schemas.openxmlformats.org/drawingml/2006/wordprocessingDrawing" xmlns:w10="urn:schemas-microsoft-com:office:word" xmlns:w="http://schemas.openxmlformats.org/wordprocessingml/2006/main" xmlns:w14="http://schemas.microsoft.com/office/word/2010/wordml" xmlns:w15="http://schemas.microsoft.com/office/word/2012/wordml" xmlns:w16cex="http://schemas.microsoft.com/office/word/2018/wordml/cex" xmlns:w16cid="http://schemas.microsoft.com/office/word/2016/wordml/cid" xmlns:w16="http://schemas.microsoft.com/office/word/2018/wordml" xmlns:w16sdtdh="http://schemas.microsoft.com/office/word/2020/wordml/sdtdatahash" xmlns:w16se="http://schemas.microsoft.com/office/word/2015/wordml/symex" xmlns:wpg="http://schemas.microsoft.com/office/word/2010/wordprocessingGroup" xmlns:wpi="http://schemas.microsoft.com/office/word/2010/wordprocessingInk" xmlns:wne="http://schemas.microsoft.com/office/word/2006/wordml" xmlns:wps="http://schemas.microsoft.com/office/word/2010/wordprocessingShape" mc:Ignorable="w14 w15 w16se w16cid w16 w16cex w16sdtdh wp14">
+<w:numbering xmlns:wpc="http://schemas.microsoft.com/office/word/2010/wordprocessingCanvas" xmlns:cx="http://schemas.microsoft.com/office/drawing/2014/chartex" xmlns:cx1="http://schemas.microsoft.com/office/drawing/2015/9/8/chartex" xmlns:cx2="http://schemas.microsoft.com/office/drawing/2015/10/21/chartex" xmlns:cx3="http://schemas.microsoft.com/office/drawing/2016/5/9/chartex" xmlns:cx4="http://schemas.microsoft.com/office/drawing/2016/5/10/chartex" xmlns:cx5="http://schemas.microsoft.com/office/drawing/2016/5/11/chartex" xmlns:cx6="http://schemas.microsoft.com/office/drawing/2016/5/12/chartex" xmlns:cx7="http://schemas.microsoft.com/office/drawing/2016/5/13/chartex" xmlns:cx8="http://schemas.microsoft.com/office/drawing/2016/5/14/chartex" xmlns:mc="http://schemas.openxmlformats.org/markup-compatibility/2006" xmlns:aink="http://schemas.microsoft.com/office/drawing/2016/ink" xmlns:am3d="http://schemas.microsoft.com/office/drawing/2017/model3d" xmlns:o="urn:schemas-microsoft-com:office:office" xmlns:oel="http://schemas.microsoft.com/office/2019/extlst" xmlns:r="http://schemas.openxmlformats.org/officeDocument/2006/relationships" xmlns:m="http://schemas.openxmlformats.org/officeDocument/2006/math" xmlns:v="urn:schemas-microsoft-com:vml" xmlns:wp14="http://schemas.microsoft.com/office/word/2010/wordprocessingDrawing" xmlns:wp="http://schemas.openxmlformats.org/drawingml/2006/wordprocessingDrawing" xmlns:w10="urn:schemas-microsoft-com:office:word" xmlns:w="http://schemas.openxmlformats.org/wordprocessingml/2006/main" xmlns:w14="http://schemas.microsoft.com/office/word/2010/wordml" xmlns:w15="http://schemas.microsoft.com/office/word/2012/wordml" xmlns:w16cex="http://schemas.microsoft.com/office/word/2018/wordml/cex" xmlns:w16cid="http://schemas.microsoft.com/office/word/2016/wordml/cid" xmlns:w16="http://schemas.microsoft.com/office/word/2018/wordml" xmlns:w16du="http://schemas.microsoft.com/office/word/2023/wordml/word16du" xmlns:w16sdtdh="http://schemas.microsoft.com/office/word/2020/wordml/sdtdatahash" xmlns:w16sdtfl="http://schemas.microsoft.com/office/word/2024/wordml/sdtformatlock" xmlns:w16se="http://schemas.microsoft.com/office/word/2015/wordml/symex" xmlns:wpg="http://schemas.microsoft.com/office/word/2010/wordprocessingGroup" xmlns:wpi="http://schemas.microsoft.com/office/word/2010/wordprocessingInk" xmlns:wne="http://schemas.microsoft.com/office/word/2006/wordml" xmlns:wps="http://schemas.microsoft.com/office/word/2010/wordprocessingShape" mc:Ignorable="w14 w15 w16se w16cid w16 w16cex w16sdtdh w16sdtfl w16du wp14">
   <w:abstractNum w:abstractNumId="0" w15:restartNumberingAfterBreak="0">
     <w:nsid w:val="53356997"/>
     <w:multiLevelType w:val="multilevel"/>
@@ -1664,20 +1869,20 @@
       </w:pPr>
     </w:lvl>
   </w:abstractNum>
-  <w:num w:numId="1">
+  <w:num w:numId="1" w16cid:durableId="2002082686">
     <w:abstractNumId w:val="1"/>
   </w:num>
-  <w:num w:numId="2">
+  <w:num w:numId="2" w16cid:durableId="1413576707">
     <w:abstractNumId w:val="2"/>
   </w:num>
-  <w:num w:numId="3">
+  <w:num w:numId="3" w16cid:durableId="1368334940">
     <w:abstractNumId w:val="0"/>
   </w:num>
 </w:numbering>
 </file>
 
 <file path=word/styles.xml><?xml version="1.0" encoding="utf-8"?>
-<w:styles xmlns:mc="http://schemas.openxmlformats.org/markup-compatibility/2006" xmlns:r="http://schemas.openxmlformats.org/officeDocument/2006/relationships" xmlns:w="http://schemas.openxmlformats.org/wordprocessingml/2006/main" xmlns:w14="http://schemas.microsoft.com/office/word/2010/wordml" xmlns:w15="http://schemas.microsoft.com/office/word/2012/wordml" xmlns:w16cex="http://schemas.microsoft.com/office/word/2018/wordml/cex" xmlns:w16cid="http://schemas.microsoft.com/office/word/2016/wordml/cid" xmlns:w16="http://schemas.microsoft.com/office/word/2018/wordml" xmlns:w16sdtdh="http://schemas.microsoft.com/office/word/2020/wordml/sdtdatahash" xmlns:w16se="http://schemas.microsoft.com/office/word/2015/wordml/symex" mc:Ignorable="w14 w15 w16se w16cid w16 w16cex w16sdtdh">
+<w:styles xmlns:mc="http://schemas.openxmlformats.org/markup-compatibility/2006" xmlns:r="http://schemas.openxmlformats.org/officeDocument/2006/relationships" xmlns:w="http://schemas.openxmlformats.org/wordprocessingml/2006/main" xmlns:w14="http://schemas.microsoft.com/office/word/2010/wordml" xmlns:w15="http://schemas.microsoft.com/office/word/2012/wordml" xmlns:w16cex="http://schemas.microsoft.com/office/word/2018/wordml/cex" xmlns:w16cid="http://schemas.microsoft.com/office/word/2016/wordml/cid" xmlns:w16="http://schemas.microsoft.com/office/word/2018/wordml" xmlns:w16du="http://schemas.microsoft.com/office/word/2023/wordml/word16du" xmlns:w16sdtdh="http://schemas.microsoft.com/office/word/2020/wordml/sdtdatahash" xmlns:w16sdtfl="http://schemas.microsoft.com/office/word/2024/wordml/sdtformatlock" xmlns:w16se="http://schemas.microsoft.com/office/word/2015/wordml/symex" mc:Ignorable="w14 w15 w16se w16cid w16 w16cex w16sdtdh w16sdtfl w16du">
   <w:docDefaults>
     <w:rPrDefault>
       <w:rPr>
